--- a/fuentes/228118_CF30_DU.docx
+++ b/fuentes/228118_CF30_DU.docx
@@ -199,7 +199,7 @@
               </wp:anchor>
             </w:drawing>
           </mc:Choice>
-          <mc:Fallback xmlns:w16du="http://schemas.microsoft.com/office/word/2023/wordml/word16du" xmlns:oel="http://schemas.microsoft.com/office/2019/extlst">
+          <mc:Fallback xmlns:oel="http://schemas.microsoft.com/office/2019/extlst" xmlns:w16du="http://schemas.microsoft.com/office/word/2023/wordml/word16du">
             <w:pict>
               <v:rect w14:anchorId="04BF2410" id="Rectángulo 3" o:spid="_x0000_s1026" alt="&quot;&quot;" style="position:absolute;margin-left:-55.7pt;margin-top:26.5pt;width:613.85pt;height:204pt;z-index:-251655168;visibility:visible;mso-wrap-style:square;mso-height-percent:0;mso-wrap-distance-left:9pt;mso-wrap-distance-top:0;mso-wrap-distance-right:9pt;mso-wrap-distance-bottom:0;mso-position-horizontal:absolute;mso-position-horizontal-relative:text;mso-position-vertical:absolute;mso-position-vertical-relative:text;mso-height-percent:0;mso-height-relative:margin;v-text-anchor:middle" o:gfxdata="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" fillcolor="#00314d" stroked="f" strokeweight="1pt"/>
             </w:pict>
@@ -306,13 +306,13 @@
               </wp:anchor>
             </w:drawing>
           </mc:Choice>
-          <mc:Fallback xmlns:w16du="http://schemas.microsoft.com/office/word/2023/wordml/word16du" xmlns:oel="http://schemas.microsoft.com/office/2019/extlst">
+          <mc:Fallback>
             <w:pict>
               <v:shapetype w14:anchorId="2E2DABF6" id="_x0000_t202" coordsize="21600,21600" o:spt="202" path="m,l,21600r21600,l21600,xe">
                 <v:stroke joinstyle="miter"/>
                 <v:path gradientshapeok="t" o:connecttype="rect"/>
               </v:shapetype>
-              <v:shape id="Cuadro de texto 2" o:spid="_x0000_s1026" type="#_x0000_t202" alt="&quot;&quot;" style="position:absolute;left:0;text-align:left;margin-left:-44.95pt;margin-top:11.75pt;width:537.8pt;height:134.8pt;z-index:251663360;visibility:visible;mso-wrap-style:square;mso-width-percent:0;mso-height-percent:0;mso-wrap-distance-left:9pt;mso-wrap-distance-top:3.6pt;mso-wrap-distance-right:9pt;mso-wrap-distance-bottom:3.6pt;mso-position-horizontal:absolute;mso-position-horizontal-relative:text;mso-position-vertical:absolute;mso-position-vertical-relative:text;mso-width-percent:0;mso-height-percent:0;mso-width-relative:margin;mso-height-relative:margin;v-text-anchor:top" o:gfxdata="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" filled="f" stroked="f">
+              <v:shape id="Cuadro de texto 2" o:spid="_x0000_s1026" type="#_x0000_t202" alt="&quot;&quot;" style="position:absolute;left:0;text-align:left;margin-left:-44.95pt;margin-top:11.75pt;width:537.8pt;height:134.8pt;z-index:251663360;visibility:visible;mso-wrap-style:square;mso-width-percent:0;mso-height-percent:0;mso-wrap-distance-left:9pt;mso-wrap-distance-top:3.6pt;mso-wrap-distance-right:9pt;mso-wrap-distance-bottom:3.6pt;mso-position-horizontal:absolute;mso-position-horizontal-relative:text;mso-position-vertical:absolute;mso-position-vertical-relative:text;mso-width-percent:0;mso-height-percent:0;mso-width-relative:margin;mso-height-relative:margin;v-text-anchor:top" o:gfxdata="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" filled="f" stroked="f">
                 <v:textbox>
                   <w:txbxContent>
                     <w:p>
@@ -1615,8 +1615,17 @@
           <w:rStyle w:val="Extranjerismo"/>
           <w:lang w:val="es-419" w:eastAsia="es-CO"/>
         </w:rPr>
-        <w:t>High Availability</w:t>
-      </w:r>
+        <w:t xml:space="preserve">High </w:t>
+      </w:r>
+      <w:proofErr w:type="spellStart"/>
+      <w:r>
+        <w:rPr>
+          <w:rStyle w:val="Extranjerismo"/>
+          <w:lang w:val="es-419" w:eastAsia="es-CO"/>
+        </w:rPr>
+        <w:t>Availability</w:t>
+      </w:r>
+      <w:proofErr w:type="spellEnd"/>
       <w:r>
         <w:rPr>
           <w:lang w:val="es-419" w:eastAsia="es-CO"/>
@@ -1635,6 +1644,7 @@
         </w:rPr>
         <w:t>“</w:t>
       </w:r>
+      <w:proofErr w:type="spellStart"/>
       <w:r>
         <w:rPr>
           <w:rStyle w:val="Extranjerismo"/>
@@ -1642,6 +1652,7 @@
         </w:rPr>
         <w:t>backup</w:t>
       </w:r>
+      <w:proofErr w:type="spellEnd"/>
       <w:r>
         <w:rPr>
           <w:rStyle w:val="Extranjerismo"/>
@@ -1799,8 +1810,17 @@
           <w:rStyle w:val="Extranjerismo"/>
           <w:lang w:val="es-ES"/>
         </w:rPr>
-        <w:t>High Availability</w:t>
-      </w:r>
+        <w:t xml:space="preserve">High </w:t>
+      </w:r>
+      <w:proofErr w:type="spellStart"/>
+      <w:r>
+        <w:rPr>
+          <w:rStyle w:val="Extranjerismo"/>
+          <w:lang w:val="es-ES"/>
+        </w:rPr>
+        <w:t>Availability</w:t>
+      </w:r>
+      <w:proofErr w:type="spellEnd"/>
       <w:r>
         <w:rPr>
           <w:rStyle w:val="Extranjerismo"/>
@@ -2024,6 +2044,7 @@
         </w:rPr>
         <w:t>“</w:t>
       </w:r>
+      <w:proofErr w:type="spellStart"/>
       <w:r>
         <w:rPr>
           <w:rStyle w:val="Extranjerismo"/>
@@ -2031,6 +2052,7 @@
         </w:rPr>
         <w:t>Containers</w:t>
       </w:r>
+      <w:proofErr w:type="spellEnd"/>
       <w:r>
         <w:rPr>
           <w:rStyle w:val="Extranjerismo"/>
@@ -2135,6 +2157,7 @@
         </w:rPr>
         <w:t>“</w:t>
       </w:r>
+      <w:proofErr w:type="spellStart"/>
       <w:r>
         <w:rPr>
           <w:rStyle w:val="Extranjerismo"/>
@@ -2142,6 +2165,7 @@
         </w:rPr>
         <w:t>clustering</w:t>
       </w:r>
+      <w:proofErr w:type="spellEnd"/>
       <w:r>
         <w:rPr>
           <w:rStyle w:val="Extranjerismo"/>
@@ -2223,75 +2247,118 @@
           <w:rStyle w:val="Extranjerismo"/>
           <w:lang w:val="es-ES"/>
         </w:rPr>
-        <w:t>High Performance Computing Cluster</w:t>
-      </w:r>
+        <w:t xml:space="preserve">High Performance Computing </w:t>
+      </w:r>
+      <w:proofErr w:type="spellStart"/>
       <w:r>
         <w:rPr>
           <w:rStyle w:val="Extranjerismo"/>
           <w:lang w:val="es-ES"/>
         </w:rPr>
-        <w:t>”</w:t>
-      </w:r>
-      <w:r>
-        <w:t>)</w:t>
-      </w:r>
-    </w:p>
-    <w:p>
-      <w:pPr>
-        <w:rPr>
-          <w:lang w:val="es-419" w:eastAsia="es-CO"/>
-        </w:rPr>
-      </w:pPr>
-      <w:r>
-        <w:rPr>
-          <w:lang w:val="es-419" w:eastAsia="es-CO"/>
-        </w:rPr>
-        <w:t>Se utiliza cuando el objetivo es resolver problemas que requieren de mucho procesamiento concurrente, es decir, simultáneo, permitiendo realizarlos en un tiempo útil y de manera que satisfaga la expectativa del usuario. Para lograr esto se hace uso de la técnica de balanceo de carga (</w:t>
-      </w:r>
-      <w:r>
-        <w:rPr>
-          <w:lang w:val="es-419" w:eastAsia="es-CO"/>
-        </w:rPr>
-        <w:t>“</w:t>
-      </w:r>
-      <w:r>
-        <w:rPr>
-          <w:rStyle w:val="Extranjerismo"/>
-          <w:lang w:val="es-419" w:eastAsia="es-CO"/>
-        </w:rPr>
-        <w:t>Load Balancing</w:t>
-      </w:r>
-      <w:r>
-        <w:rPr>
-          <w:rStyle w:val="Extranjerismo"/>
-          <w:lang w:val="es-419" w:eastAsia="es-CO"/>
-        </w:rPr>
-        <w:t>”</w:t>
-      </w:r>
-      <w:r>
-        <w:rPr>
-          <w:lang w:val="es-419" w:eastAsia="es-CO"/>
-        </w:rPr>
-        <w:t>), que consiste en repartir las tareas de manera similar o equilibrada (balanceada) entre los nodos.</w:t>
-      </w:r>
-    </w:p>
-    <w:p>
-      <w:pPr>
-        <w:pStyle w:val="Ttulo4"/>
-      </w:pPr>
-      <w:r>
-        <w:t>Clúster de alta disponibilidad (</w:t>
-      </w:r>
-      <w:r>
-        <w:t>“</w:t>
-      </w:r>
+        <w:t>Cluster</w:t>
+      </w:r>
+      <w:proofErr w:type="spellEnd"/>
       <w:r>
         <w:rPr>
           <w:rStyle w:val="Extranjerismo"/>
           <w:lang w:val="es-ES"/>
         </w:rPr>
-        <w:t>High Availability Computing Cluster</w:t>
-      </w:r>
+        <w:t>”</w:t>
+      </w:r>
+      <w:r>
+        <w:t>)</w:t>
+      </w:r>
+    </w:p>
+    <w:p>
+      <w:pPr>
+        <w:rPr>
+          <w:lang w:val="es-419" w:eastAsia="es-CO"/>
+        </w:rPr>
+      </w:pPr>
+      <w:r>
+        <w:rPr>
+          <w:lang w:val="es-419" w:eastAsia="es-CO"/>
+        </w:rPr>
+        <w:t>Se utiliza cuando el objetivo es resolver problemas que requieren de mucho procesamiento concurrente, es decir, simultáneo, permitiendo realizarlos en un tiempo útil y de manera que satisfaga la expectativa del usuario. Para lograr esto se hace uso de la técnica de balanceo de carga (</w:t>
+      </w:r>
+      <w:r>
+        <w:rPr>
+          <w:lang w:val="es-419" w:eastAsia="es-CO"/>
+        </w:rPr>
+        <w:t>“</w:t>
+      </w:r>
+      <w:r>
+        <w:rPr>
+          <w:rStyle w:val="Extranjerismo"/>
+          <w:lang w:val="es-419" w:eastAsia="es-CO"/>
+        </w:rPr>
+        <w:t xml:space="preserve">Load </w:t>
+      </w:r>
+      <w:proofErr w:type="spellStart"/>
+      <w:r>
+        <w:rPr>
+          <w:rStyle w:val="Extranjerismo"/>
+          <w:lang w:val="es-419" w:eastAsia="es-CO"/>
+        </w:rPr>
+        <w:t>Balancing</w:t>
+      </w:r>
+      <w:proofErr w:type="spellEnd"/>
+      <w:r>
+        <w:rPr>
+          <w:rStyle w:val="Extranjerismo"/>
+          <w:lang w:val="es-419" w:eastAsia="es-CO"/>
+        </w:rPr>
+        <w:t>”</w:t>
+      </w:r>
+      <w:r>
+        <w:rPr>
+          <w:lang w:val="es-419" w:eastAsia="es-CO"/>
+        </w:rPr>
+        <w:t>), que consiste en repartir las tareas de manera similar o equilibrada (balanceada) entre los nodos.</w:t>
+      </w:r>
+    </w:p>
+    <w:p>
+      <w:pPr>
+        <w:pStyle w:val="Ttulo4"/>
+      </w:pPr>
+      <w:r>
+        <w:t>Clúster de alta disponibilidad (</w:t>
+      </w:r>
+      <w:r>
+        <w:t>“</w:t>
+      </w:r>
+      <w:r>
+        <w:rPr>
+          <w:rStyle w:val="Extranjerismo"/>
+          <w:lang w:val="es-ES"/>
+        </w:rPr>
+        <w:t xml:space="preserve">High </w:t>
+      </w:r>
+      <w:proofErr w:type="spellStart"/>
+      <w:r>
+        <w:rPr>
+          <w:rStyle w:val="Extranjerismo"/>
+          <w:lang w:val="es-ES"/>
+        </w:rPr>
+        <w:t>Availability</w:t>
+      </w:r>
+      <w:proofErr w:type="spellEnd"/>
+      <w:r>
+        <w:rPr>
+          <w:rStyle w:val="Extranjerismo"/>
+          <w:lang w:val="es-ES"/>
+        </w:rPr>
+        <w:t xml:space="preserve"> Computing </w:t>
+      </w:r>
+      <w:proofErr w:type="spellStart"/>
+      <w:r>
+        <w:rPr>
+          <w:rStyle w:val="Extranjerismo"/>
+          <w:lang w:val="es-ES"/>
+        </w:rPr>
+        <w:t>Cluster</w:t>
+      </w:r>
+      <w:proofErr w:type="spellEnd"/>
       <w:r>
         <w:rPr>
           <w:rStyle w:val="Extranjerismo"/>
@@ -2584,6 +2651,7 @@
         </w:rPr>
         <w:t>“</w:t>
       </w:r>
+      <w:proofErr w:type="spellStart"/>
       <w:r>
         <w:rPr>
           <w:rStyle w:val="Extranjerismo"/>
@@ -2591,6 +2659,7 @@
         </w:rPr>
         <w:t>clustering</w:t>
       </w:r>
+      <w:proofErr w:type="spellEnd"/>
       <w:r>
         <w:rPr>
           <w:rStyle w:val="Extranjerismo"/>
@@ -2747,18 +2816,36 @@
         </w:rPr>
         <w:t>“</w:t>
       </w:r>
+      <w:proofErr w:type="spellStart"/>
       <w:r>
         <w:rPr>
           <w:rStyle w:val="Extranjerismo"/>
           <w:lang w:val="es-419" w:eastAsia="es-CO"/>
         </w:rPr>
-        <w:t>Mid Time Between failures</w:t>
-      </w:r>
+        <w:t>Mid</w:t>
+      </w:r>
+      <w:proofErr w:type="spellEnd"/>
       <w:r>
         <w:rPr>
           <w:rStyle w:val="Extranjerismo"/>
           <w:lang w:val="es-419" w:eastAsia="es-CO"/>
         </w:rPr>
+        <w:t xml:space="preserve"> Time Between </w:t>
+      </w:r>
+      <w:proofErr w:type="spellStart"/>
+      <w:r>
+        <w:rPr>
+          <w:rStyle w:val="Extranjerismo"/>
+          <w:lang w:val="es-419" w:eastAsia="es-CO"/>
+        </w:rPr>
+        <w:t>failures</w:t>
+      </w:r>
+      <w:proofErr w:type="spellEnd"/>
+      <w:r>
+        <w:rPr>
+          <w:rStyle w:val="Extranjerismo"/>
+          <w:lang w:val="es-419" w:eastAsia="es-CO"/>
+        </w:rPr>
         <w:t>”</w:t>
       </w:r>
       <w:r>
@@ -2773,13 +2860,47 @@
         </w:rPr>
         <w:t>“</w:t>
       </w:r>
+      <w:proofErr w:type="spellStart"/>
       <w:r>
         <w:rPr>
           <w:rStyle w:val="Extranjerismo"/>
           <w:lang w:val="es-419" w:eastAsia="es-CO"/>
         </w:rPr>
-        <w:t>Mid Time To Repair</w:t>
-      </w:r>
+        <w:t>Mid</w:t>
+      </w:r>
+      <w:proofErr w:type="spellEnd"/>
+      <w:r>
+        <w:rPr>
+          <w:rStyle w:val="Extranjerismo"/>
+          <w:lang w:val="es-419" w:eastAsia="es-CO"/>
+        </w:rPr>
+        <w:t xml:space="preserve"> Time </w:t>
+      </w:r>
+      <w:proofErr w:type="spellStart"/>
+      <w:r>
+        <w:rPr>
+          <w:rStyle w:val="Extranjerismo"/>
+          <w:lang w:val="es-419" w:eastAsia="es-CO"/>
+        </w:rPr>
+        <w:t>To</w:t>
+      </w:r>
+      <w:proofErr w:type="spellEnd"/>
+      <w:r>
+        <w:rPr>
+          <w:rStyle w:val="Extranjerismo"/>
+          <w:lang w:val="es-419" w:eastAsia="es-CO"/>
+        </w:rPr>
+        <w:t xml:space="preserve"> </w:t>
+      </w:r>
+      <w:proofErr w:type="spellStart"/>
+      <w:r>
+        <w:rPr>
+          <w:rStyle w:val="Extranjerismo"/>
+          <w:lang w:val="es-419" w:eastAsia="es-CO"/>
+        </w:rPr>
+        <w:t>Repair</w:t>
+      </w:r>
+      <w:proofErr w:type="spellEnd"/>
       <w:r>
         <w:rPr>
           <w:lang w:val="es-419" w:eastAsia="es-CO"/>
@@ -3322,13 +3443,31 @@
         </w:rPr>
         <w:t>“</w:t>
       </w:r>
+      <w:proofErr w:type="spellStart"/>
       <w:r>
         <w:rPr>
           <w:rStyle w:val="Extranjerismo"/>
           <w:lang w:val="es-419" w:eastAsia="es-CO"/>
         </w:rPr>
-        <w:t>Rootkit Hunger</w:t>
-      </w:r>
+        <w:t>Rootkit</w:t>
+      </w:r>
+      <w:proofErr w:type="spellEnd"/>
+      <w:r>
+        <w:rPr>
+          <w:rStyle w:val="Extranjerismo"/>
+          <w:lang w:val="es-419" w:eastAsia="es-CO"/>
+        </w:rPr>
+        <w:t xml:space="preserve"> </w:t>
+      </w:r>
+      <w:proofErr w:type="spellStart"/>
+      <w:r>
+        <w:rPr>
+          <w:rStyle w:val="Extranjerismo"/>
+          <w:lang w:val="es-419" w:eastAsia="es-CO"/>
+        </w:rPr>
+        <w:t>Hunger</w:t>
+      </w:r>
+      <w:proofErr w:type="spellEnd"/>
       <w:r>
         <w:rPr>
           <w:rStyle w:val="Extranjerismo"/>
@@ -3684,7 +3823,21 @@
         <w:rPr>
           <w:lang w:val="es-419" w:eastAsia="es-CO"/>
         </w:rPr>
-        <w:t>Se emplea un sistema o programa especialmente diseñado para tales fines como por ejemplo el sistema JMeter.</w:t>
+        <w:t xml:space="preserve">Se emplea un sistema o programa especialmente diseñado para tales fines como por ejemplo el sistema </w:t>
+      </w:r>
+      <w:proofErr w:type="spellStart"/>
+      <w:r>
+        <w:rPr>
+          <w:lang w:val="es-419" w:eastAsia="es-CO"/>
+        </w:rPr>
+        <w:t>JMeter</w:t>
+      </w:r>
+      <w:proofErr w:type="spellEnd"/>
+      <w:r>
+        <w:rPr>
+          <w:lang w:val="es-419" w:eastAsia="es-CO"/>
+        </w:rPr>
+        <w:t>.</w:t>
       </w:r>
     </w:p>
     <w:p>
@@ -4032,7 +4185,35 @@
         <w:rPr>
           <w:lang w:val="es-419" w:eastAsia="es-CO"/>
         </w:rPr>
-        <w:t>Apache Software Foundation. (2021). Apache JMeter™.</w:t>
+        <w:t xml:space="preserve">Apache Software </w:t>
+      </w:r>
+      <w:proofErr w:type="spellStart"/>
+      <w:r>
+        <w:rPr>
+          <w:lang w:val="es-419" w:eastAsia="es-CO"/>
+        </w:rPr>
+        <w:t>Foundation</w:t>
+      </w:r>
+      <w:proofErr w:type="spellEnd"/>
+      <w:r>
+        <w:rPr>
+          <w:lang w:val="es-419" w:eastAsia="es-CO"/>
+        </w:rPr>
+        <w:t xml:space="preserve">. (2021). Apache </w:t>
+      </w:r>
+      <w:proofErr w:type="spellStart"/>
+      <w:r>
+        <w:rPr>
+          <w:lang w:val="es-419" w:eastAsia="es-CO"/>
+        </w:rPr>
+        <w:t>JMeter</w:t>
+      </w:r>
+      <w:proofErr w:type="spellEnd"/>
+      <w:r>
+        <w:rPr>
+          <w:lang w:val="es-419" w:eastAsia="es-CO"/>
+        </w:rPr>
+        <w:t>™.</w:t>
       </w:r>
       <w:r>
         <w:rPr>
@@ -4062,6 +4243,67 @@
         </w:rPr>
         <w:t>Axioma B2B Marketing. (2021). Fórmulas de cálculo de indicadores de disponibilidad.</w:t>
       </w:r>
+    </w:p>
+    <w:p>
+      <w:pPr>
+        <w:rPr>
+          <w:lang w:val="en-US" w:eastAsia="es-CO"/>
+        </w:rPr>
+      </w:pPr>
+      <w:r>
+        <w:rPr>
+          <w:lang w:val="en-US" w:eastAsia="es-CO"/>
+        </w:rPr>
+        <w:t xml:space="preserve">HP, Oracle, Cisco (1999). High Availability &amp; Load Balancing Testing using Oracle Application, Cisco Local Director and </w:t>
+      </w:r>
+      <w:proofErr w:type="spellStart"/>
+      <w:r>
+        <w:rPr>
+          <w:lang w:val="en-US" w:eastAsia="es-CO"/>
+        </w:rPr>
+        <w:t>HPWebQos</w:t>
+      </w:r>
+      <w:proofErr w:type="spellEnd"/>
+      <w:r>
+        <w:rPr>
+          <w:lang w:val="en-US" w:eastAsia="es-CO"/>
+        </w:rPr>
+        <w:t>.</w:t>
+      </w:r>
+    </w:p>
+    <w:p>
+      <w:pPr>
+        <w:rPr>
+          <w:lang w:val="es-419" w:eastAsia="es-CO"/>
+        </w:rPr>
+      </w:pPr>
+      <w:r>
+        <w:rPr>
+          <w:lang w:val="es-419" w:eastAsia="es-CO"/>
+        </w:rPr>
+        <w:t>IBM. (2021). Soluciones SAN.</w:t>
+      </w:r>
+    </w:p>
+    <w:p>
+      <w:pPr>
+        <w:rPr>
+          <w:lang w:val="es-419" w:eastAsia="es-CO"/>
+        </w:rPr>
+      </w:pPr>
+      <w:proofErr w:type="spellStart"/>
+      <w:r>
+        <w:rPr>
+          <w:lang w:val="es-419" w:eastAsia="es-CO"/>
+        </w:rPr>
+        <w:t>OmniPlayer</w:t>
+      </w:r>
+      <w:proofErr w:type="spellEnd"/>
+      <w:r>
+        <w:rPr>
+          <w:lang w:val="es-419" w:eastAsia="es-CO"/>
+        </w:rPr>
+        <w:t>. (2019). Redundancia y alta disponibilidad.</w:t>
+      </w:r>
       <w:r>
         <w:rPr>
           <w:lang w:val="es-419" w:eastAsia="es-CO"/>
@@ -4069,60 +4311,6 @@
         <w:t xml:space="preserve"> </w:t>
       </w:r>
       <w:hyperlink r:id="rId16" w:history="1">
-        <w:r>
-          <w:rPr>
-            <w:rStyle w:val="Hipervnculo"/>
-            <w:lang w:val="es-419" w:eastAsia="es-CO"/>
-          </w:rPr>
-          <w:t>https://www.reporteroindustrial.com/blogs/Formulas-de-calculo-de-indicadores-de-disponibilidad+115450</w:t>
-        </w:r>
-      </w:hyperlink>
-    </w:p>
-    <w:p>
-      <w:pPr>
-        <w:rPr>
-          <w:lang w:val="en-US" w:eastAsia="es-CO"/>
-        </w:rPr>
-      </w:pPr>
-      <w:r>
-        <w:rPr>
-          <w:lang w:val="en-US" w:eastAsia="es-CO"/>
-        </w:rPr>
-        <w:t>HP, Oracle, Cisco (1999). High Availability &amp; Load Balancing Testing using Oracle Application, Cisco Local Director and HPWebQos.</w:t>
-      </w:r>
-    </w:p>
-    <w:p>
-      <w:pPr>
-        <w:rPr>
-          <w:lang w:val="es-419" w:eastAsia="es-CO"/>
-        </w:rPr>
-      </w:pPr>
-      <w:r>
-        <w:rPr>
-          <w:lang w:val="es-419" w:eastAsia="es-CO"/>
-        </w:rPr>
-        <w:t>IBM. (2021). Soluciones SAN.</w:t>
-      </w:r>
-    </w:p>
-    <w:p>
-      <w:pPr>
-        <w:rPr>
-          <w:lang w:val="es-419" w:eastAsia="es-CO"/>
-        </w:rPr>
-      </w:pPr>
-      <w:r>
-        <w:rPr>
-          <w:lang w:val="es-419" w:eastAsia="es-CO"/>
-        </w:rPr>
-        <w:t>OmniPlayer. (2019). Redundancia y alta disponibilidad.</w:t>
-      </w:r>
-      <w:r>
-        <w:rPr>
-          <w:lang w:val="es-419" w:eastAsia="es-CO"/>
-        </w:rPr>
-        <w:t xml:space="preserve"> </w:t>
-      </w:r>
-      <w:hyperlink r:id="rId17" w:history="1">
         <w:r>
           <w:rPr>
             <w:rStyle w:val="Hipervnculo"/>
@@ -4213,8 +4401,13 @@
             <w:pPr>
               <w:pStyle w:val="TextoTablas"/>
             </w:pPr>
-            <w:r>
-              <w:t>Milady Tatiana Villamil Caste</w:t>
+            <w:proofErr w:type="spellStart"/>
+            <w:r>
+              <w:t>Milady</w:t>
+            </w:r>
+            <w:proofErr w:type="spellEnd"/>
+            <w:r>
+              <w:t xml:space="preserve"> Tatiana Villamil Caste</w:t>
             </w:r>
             <w:r>
               <w:t>ll</w:t>
@@ -4264,14 +4457,27 @@
               <w:pStyle w:val="TextoTablas"/>
             </w:pPr>
             <w:r>
-              <w:t>Olga Constanza Berm</w:t>
+              <w:t xml:space="preserve">Olga Constanza </w:t>
+            </w:r>
+            <w:proofErr w:type="spellStart"/>
+            <w:r>
+              <w:t>Berm</w:t>
             </w:r>
             <w:r>
               <w:t>u</w:t>
             </w:r>
             <w:r>
-              <w:t>dez Jaimes</w:t>
-            </w:r>
+              <w:t>dez</w:t>
+            </w:r>
+            <w:proofErr w:type="spellEnd"/>
+            <w:r>
+              <w:t xml:space="preserve"> </w:t>
+            </w:r>
+            <w:proofErr w:type="spellStart"/>
+            <w:r>
+              <w:t>Jaimes</w:t>
+            </w:r>
+            <w:proofErr w:type="spellEnd"/>
           </w:p>
         </w:tc>
         <w:tc>
@@ -4320,8 +4526,13 @@
               <w:pStyle w:val="TextoTablas"/>
             </w:pPr>
             <w:r>
-              <w:t>Peter Emerson Pinchao</w:t>
-            </w:r>
+              <w:t xml:space="preserve">Peter Emerson </w:t>
+            </w:r>
+            <w:proofErr w:type="spellStart"/>
+            <w:r>
+              <w:t>Pinchao</w:t>
+            </w:r>
+            <w:proofErr w:type="spellEnd"/>
           </w:p>
         </w:tc>
         <w:tc>
@@ -4459,8 +4670,13 @@
               <w:pStyle w:val="TextoTablas"/>
             </w:pPr>
             <w:r>
-              <w:t>Desarrollador Fullstack</w:t>
-            </w:r>
+              <w:t xml:space="preserve">Desarrollador </w:t>
+            </w:r>
+            <w:proofErr w:type="spellStart"/>
+            <w:r>
+              <w:t>Fullstack</w:t>
+            </w:r>
+            <w:proofErr w:type="spellEnd"/>
           </w:p>
         </w:tc>
         <w:tc>
@@ -4658,8 +4874,8 @@
       </w:pPr>
     </w:p>
     <w:sectPr>
-      <w:headerReference w:type="default" r:id="rId18"/>
-      <w:footerReference w:type="default" r:id="rId19"/>
+      <w:headerReference w:type="default" r:id="rId17"/>
+      <w:footerReference w:type="default" r:id="rId18"/>
       <w:pgSz w:w="12240" w:h="15840"/>
       <w:pgMar w:top="1701" w:right="1134" w:bottom="1134" w:left="1134" w:header="709" w:footer="737" w:gutter="0"/>
       <w:pgNumType w:start="1"/>
@@ -4800,13 +5016,13 @@
                 </wp:anchor>
               </w:drawing>
             </mc:Choice>
-            <mc:Fallback xmlns:w16du="http://schemas.microsoft.com/office/word/2023/wordml/word16du" xmlns:oel="http://schemas.microsoft.com/office/2019/extlst">
+            <mc:Fallback>
               <w:pict>
                 <v:shapetype w14:anchorId="797C42AF" id="_x0000_t202" coordsize="21600,21600" o:spt="202" path="m,l,21600r21600,l21600,xe">
                   <v:stroke joinstyle="miter"/>
                   <v:path gradientshapeok="t" o:connecttype="rect"/>
                 </v:shapetype>
-                <v:shape id="_x0000_s1027" type="#_x0000_t202" alt="&quot;&quot;" style="position:absolute;left:0;text-align:left;margin-left:16.1pt;margin-top:.65pt;width:455.15pt;height:41.4pt;z-index:251661312;visibility:visible;mso-wrap-style:square;mso-width-percent:0;mso-height-percent:0;mso-wrap-distance-left:9pt;mso-wrap-distance-top:3.6pt;mso-wrap-distance-right:9pt;mso-wrap-distance-bottom:3.6pt;mso-position-horizontal:absolute;mso-position-horizontal-relative:text;mso-position-vertical:absolute;mso-position-vertical-relative:text;mso-width-percent:0;mso-height-percent:0;mso-width-relative:margin;mso-height-relative:margin;v-text-anchor:top" o:gfxdata="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" stroked="f">
+                <v:shape id="_x0000_s1027" type="#_x0000_t202" alt="&quot;&quot;" style="position:absolute;left:0;text-align:left;margin-left:16.1pt;margin-top:.65pt;width:455.15pt;height:41.4pt;z-index:251661312;visibility:visible;mso-wrap-style:square;mso-width-percent:0;mso-height-percent:0;mso-wrap-distance-left:9pt;mso-wrap-distance-top:3.6pt;mso-wrap-distance-right:9pt;mso-wrap-distance-bottom:3.6pt;mso-position-horizontal:absolute;mso-position-horizontal-relative:text;mso-position-vertical:absolute;mso-position-vertical-relative:text;mso-width-percent:0;mso-height-percent:0;mso-width-relative:margin;mso-height-relative:margin;v-text-anchor:top" o:gfxdata="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" stroked="f">
                   <v:textbox>
                     <w:txbxContent>
                       <w:p>
@@ -8673,15 +8889,6 @@
 </file>
 
 <file path=customXml/item1.xml><?xml version="1.0" encoding="utf-8"?>
-<?mso-contentType ?>
-<FormTemplates xmlns="http://schemas.microsoft.com/sharepoint/v3/contenttype/forms">
-  <Display>DocumentLibraryForm</Display>
-  <Edit>DocumentLibraryForm</Edit>
-  <New>DocumentLibraryForm</New>
-</FormTemplates>
-</file>
-
-<file path=customXml/item2.xml><?xml version="1.0" encoding="utf-8"?>
 <p:properties xmlns:p="http://schemas.microsoft.com/office/2006/metadata/properties" xmlns:xsi="http://www.w3.org/2001/XMLSchema-instance" xmlns:pc="http://schemas.microsoft.com/office/infopath/2007/PartnerControls">
   <documentManagement>
     <TaxCatchAll xmlns="cb45339b-ced9-4d0d-8f64-77573914d53b" xsi:nil="true"/>
@@ -8692,7 +8899,20 @@
 </p:properties>
 </file>
 
+<file path=customXml/item2.xml><?xml version="1.0" encoding="utf-8"?>
+<?mso-contentType ?>
+<FormTemplates xmlns="http://schemas.microsoft.com/sharepoint/v3/contenttype/forms">
+  <Display>DocumentLibraryForm</Display>
+  <Edit>DocumentLibraryForm</Edit>
+  <New>DocumentLibraryForm</New>
+</FormTemplates>
+</file>
+
 <file path=customXml/item3.xml><?xml version="1.0" encoding="utf-8"?>
+<b:Sources xmlns:b="http://schemas.openxmlformats.org/officeDocument/2006/bibliography" xmlns="http://schemas.openxmlformats.org/officeDocument/2006/bibliography" SelectedStyle="\APASixthEditionOfficeOnline.xsl" StyleName="APA" Version="6"/>
+</file>
+
+<file path=customXml/item4.xml><?xml version="1.0" encoding="utf-8"?>
 <ct:contentTypeSchema xmlns:ct="http://schemas.microsoft.com/office/2006/metadata/contentType" xmlns:ma="http://schemas.microsoft.com/office/2006/metadata/properties/metaAttributes" ct:_="" ma:_="" ma:contentTypeName="Documento" ma:contentTypeID="0x01010049282E1EDBE9234EA9E6D38F720E265F" ma:contentTypeVersion="15" ma:contentTypeDescription="Crear nuevo documento." ma:contentTypeScope="" ma:versionID="b31c7aa9eaf043a08b87120b3c4916e3">
   <xsd:schema xmlns:xsd="http://www.w3.org/2001/XMLSchema" xmlns:xs="http://www.w3.org/2001/XMLSchema" xmlns:p="http://schemas.microsoft.com/office/2006/metadata/properties" xmlns:ns2="cb45339b-ced9-4d0d-8f64-77573914d53b" xmlns:ns3="43a3ca16-9c26-4813-b83f-4aec9927b43f" targetNamespace="http://schemas.microsoft.com/office/2006/metadata/properties" ma:root="true" ma:fieldsID="3533d065b04d75c457075bc55f1f5315" ns2:_="" ns3:_="">
     <xsd:import namespace="cb45339b-ced9-4d0d-8f64-77573914d53b"/>
@@ -8927,19 +9147,7 @@
 </ct:contentTypeSchema>
 </file>
 
-<file path=customXml/item4.xml><?xml version="1.0" encoding="utf-8"?>
-<b:Sources xmlns:b="http://schemas.openxmlformats.org/officeDocument/2006/bibliography" xmlns="http://schemas.openxmlformats.org/officeDocument/2006/bibliography" SelectedStyle="\APASixthEditionOfficeOnline.xsl" StyleName="APA" Version="6"/>
-</file>
-
 <file path=customXml/itemProps1.xml><?xml version="1.0" encoding="utf-8"?>
-<ds:datastoreItem xmlns:ds="http://schemas.openxmlformats.org/officeDocument/2006/customXml" ds:itemID="{14908481-68CC-4A06-ADA7-F37EA93E8ED9}">
-  <ds:schemaRefs>
-    <ds:schemaRef ds:uri="http://schemas.microsoft.com/sharepoint/v3/contenttype/forms"/>
-  </ds:schemaRefs>
-</ds:datastoreItem>
-</file>
-
-<file path=customXml/itemProps2.xml><?xml version="1.0" encoding="utf-8"?>
 <ds:datastoreItem xmlns:ds="http://schemas.openxmlformats.org/officeDocument/2006/customXml" ds:itemID="{F2CCB82D-A27B-4833-AF9E-4FAE243F6A2D}">
   <ds:schemaRefs>
     <ds:schemaRef ds:uri="http://schemas.microsoft.com/office/2006/metadata/properties"/>
@@ -8950,7 +9158,23 @@
 </ds:datastoreItem>
 </file>
 
+<file path=customXml/itemProps2.xml><?xml version="1.0" encoding="utf-8"?>
+<ds:datastoreItem xmlns:ds="http://schemas.openxmlformats.org/officeDocument/2006/customXml" ds:itemID="{14908481-68CC-4A06-ADA7-F37EA93E8ED9}">
+  <ds:schemaRefs>
+    <ds:schemaRef ds:uri="http://schemas.microsoft.com/sharepoint/v3/contenttype/forms"/>
+  </ds:schemaRefs>
+</ds:datastoreItem>
+</file>
+
 <file path=customXml/itemProps3.xml><?xml version="1.0" encoding="utf-8"?>
+<ds:datastoreItem xmlns:ds="http://schemas.openxmlformats.org/officeDocument/2006/customXml" ds:itemID="{E8AB44A3-7C62-4BD2-82ED-8ABC209970FA}">
+  <ds:schemaRefs>
+    <ds:schemaRef ds:uri="http://schemas.openxmlformats.org/officeDocument/2006/bibliography"/>
+  </ds:schemaRefs>
+</ds:datastoreItem>
+</file>
+
+<file path=customXml/itemProps4.xml><?xml version="1.0" encoding="utf-8"?>
 <ds:datastoreItem xmlns:ds="http://schemas.openxmlformats.org/officeDocument/2006/customXml" ds:itemID="{69A5D63E-DE3B-4EC8-991F-A21ED61EA406}">
   <ds:schemaRefs>
     <ds:schemaRef ds:uri="http://schemas.microsoft.com/office/2006/metadata/contentType"/>
@@ -8967,12 +9191,4 @@
     <ds:schemaRef ds:uri="http://schemas.microsoft.com/internal/obd"/>
   </ds:schemaRefs>
 </ds:datastoreItem>
-</file>
-
-<file path=customXml/itemProps4.xml><?xml version="1.0" encoding="utf-8"?>
-<ds:datastoreItem xmlns:ds="http://schemas.openxmlformats.org/officeDocument/2006/customXml" ds:itemID="{E8AB44A3-7C62-4BD2-82ED-8ABC209970FA}">
-  <ds:schemaRefs>
-    <ds:schemaRef ds:uri="http://schemas.openxmlformats.org/officeDocument/2006/bibliography"/>
-  </ds:schemaRefs>
-</ds:datastoreItem>
 </file>